--- a/tillsyn/A 55279-2025 tillsynsbegäran.docx
+++ b/tillsyn/A 55279-2025 tillsynsbegäran.docx
@@ -830,7 +830,7 @@
     <w:r>
       <w:tab/>
       <w:tab/>
-      <w:t>2025-12-04</w:t>
+      <w:t>2025-12-05</w:t>
       <w:br/>
       <w:br/>
     </w:r>

--- a/tillsyn/A 55279-2025 tillsynsbegäran.docx
+++ b/tillsyn/A 55279-2025 tillsynsbegäran.docx
@@ -830,7 +830,7 @@
     <w:r>
       <w:tab/>
       <w:tab/>
-      <w:t>2025-12-05</w:t>
+      <w:t>2025-12-06</w:t>
       <w:br/>
       <w:br/>
     </w:r>

--- a/tillsyn/A 55279-2025 tillsynsbegäran.docx
+++ b/tillsyn/A 55279-2025 tillsynsbegäran.docx
@@ -35,7 +35,7 @@
     </w:p>
     <w:p>
       <w:r>
-        <w:t>I avverkningsanmälan har följande 10 naturvårdsarter hittats: knärot (VU, §8), garnlav (NT), kolflarnlav (NT), mörk kolflarnlav (NT), spillkråka (NT, §4), vedskivlav (NT), mindre märgborre (S), plattlummer (S, §9), mattlummer (§9) och revlummer (§9). Av dessa är 6 rödlistade. För rödlistade arter har rödlistekategorin angivits inom parentes. Arter som är signalarter enligt Skogsstyrelsen har markerats med (S). För fridlysta arter anges även paragrafen i Artskyddsförordningen som arten är fridlyst enligt.</w:t>
+        <w:t>I avverkningsanmälan har följande 15 naturvårdsarter hittats: knärot (VU, §8), dvärgbägarlav (NT), garnlav (NT), kolflarnlav (NT), mörk kolflarnlav (NT), spillkråka (NT, §4), vedskivlav (NT), bronshjon (S), dropptaggsvamp (S), mindre märgborre (S), plattlummer (S, §9), vedticka (S), tjäder (§4), mattlummer (§9) och revlummer (§9). Av dessa är 7 rödlistade. För rödlistade arter har rödlistekategorin angivits inom parentes. Arter som är signalarter enligt Skogsstyrelsen har markerats med (S). För fridlysta arter anges även paragrafen i Artskyddsförordningen som arten är fridlyst enligt.</w:t>
       </w:r>
     </w:p>
     <w:p>
@@ -95,6 +95,17 @@
         <w:rPr>
           <w:b/>
         </w:rPr>
+        <w:t>Dvärgbägarlav (NT)</w:t>
+      </w:r>
+      <w:r>
+        <w:t xml:space="preserve"> förekommer över hela Sverige på gammal hård ved, huvudsakligen på tall men i södra Sverige även på ek. Veden utgörs framförallt av grova stubbar, lågor och grenar. Substratet har blivit sällsyntare och nybildning av substrat sker bara i begränsad omfattning. Arten hotas av att grova lågor blir allt sällsyntare i dagens kulturskogar samt att nybildningen av lämpliga substrat går mycket långsamt. En riklig tillgång på gamla tall- eller eklågor måste säkerställas på artens lokaler (SLU Artdatabanken, 2024; Nitare &amp; Skogsstyrelsen, 2019).</w:t>
+      </w:r>
+    </w:p>
+    <w:p>
+      <w:r>
+        <w:rPr>
+          <w:b/>
+        </w:rPr>
         <w:t>Garnlav (NT)</w:t>
       </w:r>
       <w:r>
@@ -164,7 +175,7 @@
     </w:p>
     <w:p>
       <w:r>
-        <w:t>Följande fridlysta arter har sina livsmiljöer och växtplatser i den avverkningsanmälda skogen: knärot (VU, §8), spillkråka (NT, §4), plattlummer (S, §9), mattlummer (§9) och revlummer (§9).</w:t>
+        <w:t>Följande fridlysta arter har sina livsmiljöer och växtplatser i den avverkningsanmälda skogen: knärot (VU, §8), spillkråka (NT, §4), plattlummer (S, §9), tjäder (§4), mattlummer (§9) och revlummer (§9).</w:t>
       </w:r>
     </w:p>
     <w:p>
@@ -212,7 +223,7 @@
     </w:p>
     <w:p>
       <w:r>
-        <w:t>I det avverkningsanmälda området finns 1 fyndplatser för knärot registrerade på Artportalen. Figur 2 visar gränserna för buffertzoner på 50 m, som behöver lämnas kring fyndplatserna för att knärotslokalerna inte ska försvinna vid en avverkning. Av det avverkningsanmälda området överlappar 0.79 ha med buffertzonerna och får av detta skäl inte avverkas.</w:t>
+        <w:t>I det avverkningsanmälda området finns 3 fyndplatser för knärot registrerade på Artportalen. Figur 2 visar gränserna för buffertzoner på 50 m, som behöver lämnas kring fyndplatserna för att knärotslokalerna inte ska försvinna vid en avverkning. Av det avverkningsanmälda området överlappar 1.15 ha med buffertzonerna och får av detta skäl inte avverkas.</w:t>
       </w:r>
     </w:p>
     <w:p>
@@ -280,6 +291,17 @@
     </w:p>
     <w:p>
       <w:r>
+        <w:rPr>
+          <w:b/>
+        </w:rPr>
+        <w:t>Tjäder (§4)</w:t>
+      </w:r>
+      <w:r>
+        <w:t xml:space="preserve"> är en utpräglad skogsfågel knuten till större sammanhängande barrskogsområden. Tupparna och hönorna utnyttjar till viss del olika miljöer, och habitatvalet varierar dessutom mellan olika delar av året. För att det ska finnas livskraftiga tjäderbestånd krävs funktionella skogslandskap med en blandning av uppvuxen, gles och luckig skog, täta sumpskogar, myrar och andra små våtmarker. Arten försvinner när skogen fragmenteras och den sammanlagda arealen hyggen och andra öppna områden blir för stor. Ett småskaligt och försiktigt virkesuttag genom hyggesfria metoder kan i vissa fall vara möjligt i området inom 200 m från lekcentrum. Längre ut från lekcentrum, inom 200–500 m bör den avverkade ytan inte överskrida 1 hektar för att undvika alltför stora och snabba förändringar (Skogsstyrelsen, 2019).</w:t>
+      </w:r>
+    </w:p>
+    <w:p>
+      <w:r>
         <w:t>I BILAGA 1 finns mer detaljerad information om ekologi samt krav på livsmiljö hos fridlysta arter.</w:t>
       </w:r>
     </w:p>
@@ -700,6 +722,46 @@
       </w:r>
       <w:r>
         <w:t>SLU Artdatabanken, Uppsala</w:t>
+      </w:r>
+    </w:p>
+    <w:p>
+      <w:pPr>
+        <w:pStyle w:val="Heading1"/>
+      </w:pPr>
+      <w:r>
+        <w:t>Tjäder – ekologi samt krav på livsmiljön</w:t>
+      </w:r>
+    </w:p>
+    <w:p>
+      <w:r>
+        <w:t>Tjäder (§4) är en utpräglad skogsfågel knuten till större sammanhängande barrskogsområden. Tupparna och hönorna utnyttjar till viss del olika miljöer, och habitatvalet varierar dessutom mellan olika delar av året. För att det ska finnas livskraftiga tjäderbestånd krävs funktionella skogslandskap med en blandning av uppvuxen, gles och luckig skog, täta sumpskogar, myrar och andra små våtmarker (Skogsstyrelsen, 2019).</w:t>
+      </w:r>
+    </w:p>
+    <w:p>
+      <w:r>
+        <w:t>Arten försvinner när skogen fragmenteras och den sammanlagda arealen hyggen och andra öppna områden blir för stor. Ett småskaligt och försiktigt virkesuttag genom hyggesfria metoder kan i vissa fall vara möjligt i området inom 200 m från lekcentrum. Längre ut från lekcentrum, inom 200–500 m bör den avverkade ytan inte överskrida 1 hektar för att undvika alltför stora och snabba förändringar (Skogsstyrelsen, 2019).</w:t>
+      </w:r>
+    </w:p>
+    <w:p>
+      <w:pPr>
+        <w:pStyle w:val="Heading2"/>
+      </w:pPr>
+      <w:r>
+        <w:t>Referenser – tjäder</w:t>
+      </w:r>
+    </w:p>
+    <w:p>
+      <w:r>
+        <w:t xml:space="preserve">Skogsstyrelsen, 2019. </w:t>
+      </w:r>
+      <w:r>
+        <w:rPr>
+          <w:i/>
+        </w:rPr>
+        <w:t xml:space="preserve">Vägledning för hänsyn till fåglar – tjäder. </w:t>
+      </w:r>
+      <w:r>
+        <w:t>https://www.skogsstyrelsen.se/globalassets/lag-och-tillsyn/artskydd/vagledningar-for-hansyn-till-faglar/tjader-vagledning-hansyn2.pdf</w:t>
       </w:r>
     </w:p>
     <w:sectPr>
@@ -830,7 +892,7 @@
     <w:r>
       <w:tab/>
       <w:tab/>
-      <w:t>2025-12-06</w:t>
+      <w:t>2025-12-07</w:t>
       <w:br/>
       <w:br/>
     </w:r>

--- a/tillsyn/A 55279-2025 tillsynsbegäran.docx
+++ b/tillsyn/A 55279-2025 tillsynsbegäran.docx
@@ -892,7 +892,7 @@
     <w:r>
       <w:tab/>
       <w:tab/>
-      <w:t>2025-12-07</w:t>
+      <w:t>2025-12-08</w:t>
       <w:br/>
       <w:br/>
     </w:r>

--- a/tillsyn/A 55279-2025 tillsynsbegäran.docx
+++ b/tillsyn/A 55279-2025 tillsynsbegäran.docx
@@ -892,7 +892,7 @@
     <w:r>
       <w:tab/>
       <w:tab/>
-      <w:t>2025-12-08</w:t>
+      <w:t>2025-12-09</w:t>
       <w:br/>
       <w:br/>
     </w:r>

--- a/tillsyn/A 55279-2025 tillsynsbegäran.docx
+++ b/tillsyn/A 55279-2025 tillsynsbegäran.docx
@@ -892,7 +892,7 @@
     <w:r>
       <w:tab/>
       <w:tab/>
-      <w:t>2025-12-09</w:t>
+      <w:t>2025-12-10</w:t>
       <w:br/>
       <w:br/>
     </w:r>

--- a/tillsyn/A 55279-2025 tillsynsbegäran.docx
+++ b/tillsyn/A 55279-2025 tillsynsbegäran.docx
@@ -892,7 +892,7 @@
     <w:r>
       <w:tab/>
       <w:tab/>
-      <w:t>2025-12-10</w:t>
+      <w:t>2025-12-11</w:t>
       <w:br/>
       <w:br/>
     </w:r>

--- a/tillsyn/A 55279-2025 tillsynsbegäran.docx
+++ b/tillsyn/A 55279-2025 tillsynsbegäran.docx
@@ -892,7 +892,7 @@
     <w:r>
       <w:tab/>
       <w:tab/>
-      <w:t>2025-12-11</w:t>
+      <w:t>2025-12-12</w:t>
       <w:br/>
       <w:br/>
     </w:r>

--- a/tillsyn/A 55279-2025 tillsynsbegäran.docx
+++ b/tillsyn/A 55279-2025 tillsynsbegäran.docx
@@ -892,7 +892,7 @@
     <w:r>
       <w:tab/>
       <w:tab/>
-      <w:t>2025-12-12</w:t>
+      <w:t>2025-12-13</w:t>
       <w:br/>
       <w:br/>
     </w:r>
